--- a/Part-Two-Ch07-The-Union-Breaks/Monitor vs. Virginia.docx
+++ b/Part-Two-Ch07-The-Union-Breaks/Monitor vs. Virginia.docx
@@ -9,25 +9,22 @@
         <w:tblLook w:firstColumn="1" w:firstRow="1" w:lastColumn="0" w:lastRow="0" w:noHBand="0" w:noVBand="1" w:val="04A0"/>
       </w:tblPr>
       <w:tblGrid>
-        <w:gridCol w:w="9936"/>
+        <w:gridCol w:w="10224"/>
       </w:tblGrid>
       <w:tr>
         <w:tc>
           <w:tcPr>
-            <w:tcW w:type="dxa" w:w="9936"/>
+            <w:tcW w:type="dxa" w:w="10224"/>
             <w:shd w:val="clear" w:fill="B1442F"/>
           </w:tcPr>
           <w:p>
-            <w:pPr>
-              <w:jc w:val="left"/>
-            </w:pPr>
             <w:r>
               <w:rPr>
                 <w:b/>
                 <w:color w:val="FFE6DE"/>
                 <w:sz w:val="18"/>
               </w:rPr>
-              <w:t>CHAPTER 7 · DEEP DIVE · A HOUSE DIVIDED</w:t>
+              <w:t>PROMISE &amp; PRACTICE  ·  DEEP DIVE  ·  SOURCE ANALYSIS</w:t>
             </w:r>
           </w:p>
           <w:p>
@@ -35,18 +32,19 @@
               <w:rPr>
                 <w:b/>
                 <w:color w:val="FFFFFF"/>
-                <w:sz w:val="40"/>
+                <w:sz w:val="42"/>
               </w:rPr>
-              <w:t>Monitor vs. Virginia</w:t>
+              <w:t>Monitor vs. Virginia — A House Divided</w:t>
             </w:r>
           </w:p>
           <w:p>
             <w:r>
               <w:rPr>
+                <w:i/>
                 <w:color w:val="FFE6DE"/>
-                <w:sz w:val="21"/>
+                <w:sz w:val="22"/>
               </w:rPr>
-              <w:t>In one afternoon in Hampton Roads, every wooden navy on earth became obsolete. March 1862.</w:t>
+              <w:t>The Day Wood Died</w:t>
             </w:r>
           </w:p>
         </w:tc>
@@ -64,7 +62,7 @@
         <w:rPr>
           <w:sz w:val="21"/>
         </w:rPr>
-        <w:t xml:space="preserve">__________________________    </w:t>
+        <w:t xml:space="preserve">______________________________    </w:t>
       </w:r>
       <w:r>
         <w:rPr>
@@ -90,30 +88,251 @@
         <w:rPr>
           <w:sz w:val="21"/>
         </w:rPr>
-        <w:t>______________</w:t>
+        <w:t>________________</w:t>
+      </w:r>
+    </w:p>
+    <w:tbl>
+      <w:tblPr>
+        <w:tblW w:type="auto" w:w="0"/>
+        <w:tblLayout w:type="autofit"/>
+        <w:tblLook w:firstColumn="1" w:firstRow="1" w:lastColumn="0" w:lastRow="0" w:noHBand="0" w:noVBand="1" w:val="04A0"/>
+      </w:tblPr>
+      <w:tblGrid>
+        <w:gridCol w:w="10224"/>
+      </w:tblGrid>
+      <w:tr>
+        <w:tc>
+          <w:tcPr>
+            <w:tcW w:type="dxa" w:w="10224"/>
+            <w:shd w:val="clear" w:fill="f4c04e"/>
+          </w:tcPr>
+          <w:p>
+            <w:r>
+              <w:rPr>
+                <w:b/>
+                <w:color w:val="5A4512"/>
+                <w:sz w:val="19"/>
+              </w:rPr>
+              <w:t xml:space="preserve">WHAT I CAN DO TODAY   </w:t>
+            </w:r>
+            <w:r>
+              <w:rPr>
+                <w:color w:val="5A4512"/>
+                <w:sz w:val="21"/>
+              </w:rPr>
+              <w:t>I can read primary sources about Monitor vs. Virginia — A House Divided, weigh who made each one and why, and use evidence to answer historical questions.</w:t>
+            </w:r>
+          </w:p>
+        </w:tc>
+      </w:tr>
+    </w:tbl>
+    <w:p>
+      <w:r>
+        <w:rPr>
+          <w:b/>
+          <w:color w:val="B1442F"/>
+        </w:rPr>
+        <w:t xml:space="preserve">Directions. </w:t>
+      </w:r>
+      <w:r>
+        <w:rPr>
+          <w:sz w:val="22"/>
+        </w:rPr>
+        <w:t>Some moments divide history into ‘before’ and ‘after.’ Compare the two, and explain exactly what changed</w:t>
       </w:r>
     </w:p>
     <w:p/>
     <w:p>
       <w:r>
         <w:rPr>
+          <w:b/>
+          <w:color w:val="B1442F"/>
+          <w:sz w:val="26"/>
+        </w:rPr>
+        <w:t>THE SOURCES</w:t>
+      </w:r>
+    </w:p>
+    <w:p>
+      <w:pPr>
+        <w:spacing w:before="160"/>
+      </w:pPr>
+      <w:r>
+        <w:rPr>
+          <w:b/>
+          <w:color w:val="1C1714"/>
+          <w:sz w:val="23"/>
+        </w:rPr>
+        <w:t>THE IMAGE · MARCH 1862  —  Monitor vs. Virginia</w:t>
+      </w:r>
+    </w:p>
+    <w:p>
+      <w:pPr>
+        <w:jc w:val="center"/>
+      </w:pPr>
+      <w:r>
+        <w:drawing>
+          <wp:inline xmlns:a="http://schemas.openxmlformats.org/drawingml/2006/main" xmlns:pic="http://schemas.openxmlformats.org/drawingml/2006/picture">
+            <wp:extent cx="3931920" cy="2838846"/>
+            <wp:docPr id="1" name="Picture 1"/>
+            <wp:cNvGraphicFramePr>
+              <a:graphicFrameLocks noChangeAspect="1"/>
+            </wp:cNvGraphicFramePr>
+            <a:graphic>
+              <a:graphicData uri="http://schemas.openxmlformats.org/drawingml/2006/picture">
+                <pic:pic>
+                  <pic:nvPicPr>
+                    <pic:cNvPr id="0" name="image.jpg"/>
+                    <pic:cNvPicPr/>
+                  </pic:nvPicPr>
+                  <pic:blipFill>
+                    <a:blip r:embed="rId9"/>
+                    <a:stretch>
+                      <a:fillRect/>
+                    </a:stretch>
+                  </pic:blipFill>
+                  <pic:spPr>
+                    <a:xfrm>
+                      <a:off x="0" y="0"/>
+                      <a:ext cx="3931920" cy="2838846"/>
+                    </a:xfrm>
+                    <a:prstGeom prst="rect"/>
+                  </pic:spPr>
+                </pic:pic>
+              </a:graphicData>
+            </a:graphic>
+          </wp:inline>
+        </w:drawing>
+      </w:r>
+    </w:p>
+    <w:p>
+      <w:r>
+        <w:rPr>
+          <w:color w:val="6A6256"/>
+          <w:sz w:val="17"/>
+        </w:rPr>
+        <w:t>“Terrific Combat between the ‘Monitor’ and ‘Merrimac,’ Hampton Roads, March 9, 1862” — lithograph, Currier &amp; Ives, 1862, public domain (Library of Congress).</w:t>
+      </w:r>
+    </w:p>
+    <w:p>
+      <w:pPr>
+        <w:spacing w:before="160"/>
+      </w:pPr>
+      <w:r>
+        <w:rPr>
+          <w:b/>
+          <w:color w:val="1C1714"/>
+          <w:sz w:val="23"/>
+        </w:rPr>
+        <w:t>THE IMAGE · JULY 1862  —  The crew of the Monitor</w:t>
+      </w:r>
+    </w:p>
+    <w:p>
+      <w:pPr>
+        <w:jc w:val="center"/>
+      </w:pPr>
+      <w:r>
+        <w:drawing>
+          <wp:inline xmlns:a="http://schemas.openxmlformats.org/drawingml/2006/main" xmlns:pic="http://schemas.openxmlformats.org/drawingml/2006/picture">
+            <wp:extent cx="3931920" cy="1934505"/>
+            <wp:docPr id="2" name="Picture 2"/>
+            <wp:cNvGraphicFramePr>
+              <a:graphicFrameLocks noChangeAspect="1"/>
+            </wp:cNvGraphicFramePr>
+            <a:graphic>
+              <a:graphicData uri="http://schemas.openxmlformats.org/drawingml/2006/picture">
+                <pic:pic>
+                  <pic:nvPicPr>
+                    <pic:cNvPr id="0" name="image.jpg"/>
+                    <pic:cNvPicPr/>
+                  </pic:nvPicPr>
+                  <pic:blipFill>
+                    <a:blip r:embed="rId10"/>
+                    <a:stretch>
+                      <a:fillRect/>
+                    </a:stretch>
+                  </pic:blipFill>
+                  <pic:spPr>
+                    <a:xfrm>
+                      <a:off x="0" y="0"/>
+                      <a:ext cx="3931920" cy="1934505"/>
+                    </a:xfrm>
+                    <a:prstGeom prst="rect"/>
+                  </pic:spPr>
+                </pic:pic>
+              </a:graphicData>
+            </a:graphic>
+          </wp:inline>
+        </w:drawing>
+      </w:r>
+    </w:p>
+    <w:p>
+      <w:pPr>
+        <w:ind w:left="432"/>
+      </w:pPr>
+      <w:r>
+        <w:rPr>
           <w:i/>
           <w:color w:val="1C1714"/>
           <w:sz w:val="22"/>
         </w:rPr>
-        <w:t>In one afternoon in Hampton Roads, every wooden navy on earth became obsolete. March 1862.</w:t>
+        <w:t>Low iron deck, a single turret, steam power, no sails. This is what a warship would look like for the next hundred years</w:t>
+      </w:r>
+    </w:p>
+    <w:p>
+      <w:r>
+        <w:rPr>
+          <w:color w:val="6A6256"/>
+          <w:sz w:val="17"/>
+        </w:rPr>
+        <w:t>Sailors on the deck of the U.S.S. Monitor, James River — hand-colored stereograph by James F. Gibson, July 1862, public domain (Library of Congress).</w:t>
       </w:r>
     </w:p>
     <w:p>
       <w:pPr>
-        <w:spacing w:after="80"/>
+        <w:spacing w:before="160"/>
       </w:pPr>
       <w:r>
         <w:rPr>
+          <w:b/>
           <w:color w:val="1C1714"/>
           <w:sz w:val="23"/>
         </w:rPr>
-        <w:t>How do you recognize the exact moment an old world ends and a new one begins?</w:t>
+        <w:t>SOURCE · THE TIMES OF LONDON · 1862  —  A naval superpower panics</w:t>
+      </w:r>
+    </w:p>
+    <w:p>
+      <w:pPr>
+        <w:ind w:left="432"/>
+      </w:pPr>
+      <w:r>
+        <w:rPr>
+          <w:i/>
+          <w:color w:val="1C1714"/>
+          <w:sz w:val="22"/>
+        </w:rPr>
+        <w:t>“Whereas we had … one hundred and forty-nine first-class warships, we have now two. … There is not now a ship in the English navy … that it would not be madness to trust to an engagement with that little Monitor.”</w:t>
+        <w:br/>
+        <w:t>— The Times of London, 1862. Public domain</w:t>
+      </w:r>
+    </w:p>
+    <w:p>
+      <w:r>
+        <w:rPr>
+          <w:color w:val="6A6256"/>
+          <w:sz w:val="17"/>
+        </w:rPr>
+        <w:t>— The Times of London, 1862. Public domain.</w:t>
+      </w:r>
+    </w:p>
+    <w:p/>
+    <w:p>
+      <w:r>
+        <w:rPr>
+          <w:b/>
+          <w:color w:val="B1442F"/>
+          <w:sz w:val="26"/>
+        </w:rPr>
+        <w:t>YOUR WORK</w:t>
       </w:r>
     </w:p>
     <w:p>
@@ -123,54 +342,65 @@
       <w:r>
         <w:rPr>
           <w:b/>
-          <w:color w:val="B1442F"/>
-          <w:sz w:val="28"/>
+          <w:color w:val="FFFFFF"/>
+          <w:sz w:val="20"/>
+          <w:shd w:val="clear" w:fill="B1442F"/>
         </w:rPr>
-        <w:t>Wood Against Iron</w:t>
+        <w:t xml:space="preserve">  QUESTION 1  </w:t>
+      </w:r>
+      <w:r>
+        <w:rPr>
+          <w:b/>
+          <w:color w:val="6A6256"/>
+          <w:sz w:val="18"/>
+        </w:rPr>
+        <w:t xml:space="preserve">   STEP 1 · BEFORE AND AFTER</w:t>
       </w:r>
     </w:p>
     <w:p>
       <w:r>
         <w:rPr>
-          <w:b/>
-          <w:color w:val="6A6256"/>
-          <w:sz w:val="17"/>
+          <w:b w:val="0"/>
+          <w:color w:val="1C1714"/>
+          <w:sz w:val="23"/>
         </w:rPr>
-        <w:t>THE PROBLEM</w:t>
+        <w:t>In the chart, list the features of a warship before Hampton Roads and after it. Think about material, power, and how the guns aimed.</w:t>
       </w:r>
     </w:p>
     <w:p>
       <w:pPr>
-        <w:spacing w:after="80"/>
+        <w:spacing w:after="120"/>
       </w:pPr>
       <w:r>
         <w:rPr>
-          <w:color w:val="1C1714"/>
-          <w:sz w:val="23"/>
+          <w:color w:val="9A9286"/>
+          <w:sz w:val="22"/>
         </w:rPr>
-        <w:t>For centuries, warships were made of wood and powered by sail. The Confederacy, with a tiny navy, gambled on something new: they raised a sunken U.S. steam frigate, the Merrimack, and plated it in iron armor, renaming it the C.S.S. Virginia.</w:t>
+        <w:t>____________________________________________________________________________________________</w:t>
       </w:r>
     </w:p>
     <w:p>
       <w:pPr>
-        <w:spacing w:after="80"/>
+        <w:spacing w:after="120"/>
       </w:pPr>
       <w:r>
         <w:rPr>
-          <w:color w:val="1C1714"/>
-          <w:sz w:val="23"/>
+          <w:color w:val="9A9286"/>
+          <w:sz w:val="22"/>
         </w:rPr>
-        <w:t>On March 8, 1862, the ironclad Virginia steamed into the Union fleet at Hampton Roads, Virginia. Cannonballs bounced off its iron sides. In a single afternoon it destroyed two mighty wooden warships. The age of wooden navies was ending before everyone's eyes.</w:t>
+        <w:t>____________________________________________________________________________________________</w:t>
       </w:r>
     </w:p>
     <w:p>
+      <w:pPr>
+        <w:spacing w:after="120"/>
+      </w:pPr>
       <w:r>
         <w:rPr>
-          <w:i/>
-          <w:color w:val="6A6256"/>
-          <w:sz w:val="17"/>
+          <w:color w:val="9A9286"/>
+          <w:sz w:val="22"/>
         </w:rPr>
-        <w:t>“Terrific Combat between the ‘Monitor’ and ‘Merrimac,’ Hampton Roads, March 9, 1862” — lithograph, Currier &amp; Ives, 1862, public domain (Library of Congress).</w:t>
+        <w:t>____________________________________________________________________________________________</w:t>
       </w:r>
     </w:p>
     <w:p>
@@ -180,54 +410,77 @@
       <w:r>
         <w:rPr>
           <w:b/>
-          <w:color w:val="B1442F"/>
-          <w:sz w:val="28"/>
+          <w:color w:val="FFFFFF"/>
+          <w:sz w:val="20"/>
+          <w:shd w:val="clear" w:fill="B1442F"/>
         </w:rPr>
-        <w:t>A “Cheesebox on a Raft”</w:t>
+        <w:t xml:space="preserve">  QUESTION 2  </w:t>
+      </w:r>
+      <w:r>
+        <w:rPr>
+          <w:b/>
+          <w:color w:val="6A6256"/>
+          <w:sz w:val="18"/>
+        </w:rPr>
+        <w:t xml:space="preserve">   STEP 2 · A DRAW THAT MATTERED</w:t>
       </w:r>
     </w:p>
     <w:p>
       <w:r>
         <w:rPr>
-          <w:b/>
-          <w:color w:val="6A6256"/>
-          <w:sz w:val="17"/>
+          <w:b w:val="0"/>
+          <w:color w:val="1C1714"/>
+          <w:sz w:val="23"/>
         </w:rPr>
-        <w:t>THE ANSWER</w:t>
+        <w:t>The battle ended in a draw — neither ironclad sank the other. Why do historians still call it one of the most important naval battles in history?</w:t>
       </w:r>
     </w:p>
     <w:p>
       <w:pPr>
-        <w:spacing w:after="80"/>
+        <w:spacing w:after="40"/>
+        <w:ind w:left="432"/>
       </w:pPr>
       <w:r>
         <w:rPr>
-          <w:color w:val="1C1714"/>
-          <w:sz w:val="23"/>
+          <w:sz w:val="22"/>
         </w:rPr>
-        <w:t>The Union had been building its own ironclad — the U.S.S. Monitor, a strange, low craft with a revolutionary feature: a rotating gun turret that could aim in any direction without turning the whole ship. Sailors mocked it as a “cheesebox on a raft.”</w:t>
+        <w:t>☐  A.  because the Monitor sank the entire Confederate navy</w:t>
       </w:r>
     </w:p>
     <w:p>
       <w:pPr>
-        <w:spacing w:after="80"/>
+        <w:spacing w:after="40"/>
+        <w:ind w:left="432"/>
       </w:pPr>
       <w:r>
         <w:rPr>
-          <w:color w:val="1C1714"/>
-          <w:sz w:val="23"/>
+          <w:sz w:val="22"/>
         </w:rPr>
-        <w:t>It arrived at Hampton Roads that very night. The next morning, March 9, 1862, the two ironclads met.</w:t>
+        <w:t>☐  B.  because it proved iron warships made every wooden navy in the world obsolete</w:t>
       </w:r>
     </w:p>
     <w:p>
+      <w:pPr>
+        <w:spacing w:after="40"/>
+        <w:ind w:left="432"/>
+      </w:pPr>
       <w:r>
         <w:rPr>
-          <w:i/>
-          <w:color w:val="6A6256"/>
-          <w:sz w:val="17"/>
+          <w:sz w:val="22"/>
         </w:rPr>
-        <w:t>Sailors on the deck of the U.S.S. Monitor, James River — hand-colored stereograph by James F. Gibson, July 1862, public domain (Library of Congress).</w:t>
+        <w:t>☐  C.  because it ended the Civil War</w:t>
+      </w:r>
+    </w:p>
+    <w:p>
+      <w:pPr>
+        <w:spacing w:after="40"/>
+        <w:ind w:left="432"/>
+      </w:pPr>
+      <w:r>
+        <w:rPr>
+          <w:sz w:val="22"/>
+        </w:rPr>
+        <w:t>☐  D.  because no one was watching</w:t>
       </w:r>
     </w:p>
     <w:p>
@@ -237,40 +490,65 @@
       <w:r>
         <w:rPr>
           <w:b/>
-          <w:color w:val="B1442F"/>
-          <w:sz w:val="28"/>
+          <w:color w:val="FFFFFF"/>
+          <w:sz w:val="20"/>
+          <w:shd w:val="clear" w:fill="B1442F"/>
         </w:rPr>
-        <w:t>The First Battle of Ironclads</w:t>
+        <w:t xml:space="preserve">  QUESTION 3  </w:t>
+      </w:r>
+      <w:r>
+        <w:rPr>
+          <w:b/>
+          <w:color w:val="6A6256"/>
+          <w:sz w:val="18"/>
+        </w:rPr>
+        <w:t xml:space="preserve">   STEP 3 · THE RIPPLE</w:t>
       </w:r>
     </w:p>
     <w:p>
       <w:r>
         <w:rPr>
-          <w:b/>
-          <w:color w:val="6A6256"/>
-          <w:sz w:val="17"/>
+          <w:b w:val="0"/>
+          <w:color w:val="1C1714"/>
+          <w:sz w:val="23"/>
         </w:rPr>
-        <w:t>MARCH 9, 1862</w:t>
+        <w:t>Britain had the most powerful navy on earth. Using the Times source, explain why a draw between two American ships would frighten London. What did Britain suddenly realize about its 149 warships?</w:t>
       </w:r>
     </w:p>
     <w:p>
+      <w:pPr>
+        <w:spacing w:after="120"/>
+      </w:pPr>
       <w:r>
         <w:rPr>
-          <w:i/>
-          <w:color w:val="1C1714"/>
+          <w:color w:val="9A9286"/>
           <w:sz w:val="22"/>
         </w:rPr>
-        <w:t>For hours the two iron ships hammered each other at close range — and neither could sink the other. The duel ended in a draw, but the message was world-changing.</w:t>
+        <w:t>____________________________________________________________________________________________</w:t>
       </w:r>
     </w:p>
     <w:p>
+      <w:pPr>
+        <w:spacing w:after="120"/>
+      </w:pPr>
       <w:r>
         <w:rPr>
-          <w:i/>
-          <w:color w:val="6A6256"/>
-          <w:sz w:val="17"/>
+          <w:color w:val="9A9286"/>
+          <w:sz w:val="22"/>
         </w:rPr>
-        <w:t>“Terrific Combat between the ‘Monitor’ and ‘Merrimac,’ Hampton Roads, March 9, 1862” — lithograph, Currier &amp; Ives, 1862, public domain (Library of Congress).</w:t>
+        <w:t>____________________________________________________________________________________________</w:t>
+      </w:r>
+    </w:p>
+    <w:p>
+      <w:pPr>
+        <w:spacing w:after="120"/>
+      </w:pPr>
+      <w:r>
+        <w:rPr>
+          <w:color w:val="9A9286"/>
+          <w:sz w:val="22"/>
+        </w:rPr>
+        <w:t>____________________________________________________________________________________________</w:t>
       </w:r>
     </w:p>
     <w:p>
@@ -280,155 +558,79 @@
       <w:r>
         <w:rPr>
           <w:b/>
-          <w:color w:val="B1442F"/>
-          <w:sz w:val="28"/>
+          <w:color w:val="FFFFFF"/>
+          <w:sz w:val="20"/>
+          <w:shd w:val="clear" w:fill="B1442F"/>
         </w:rPr>
-        <w:t>Nobody Won — and Everything Changed</w:t>
+        <w:t xml:space="preserve">  QUESTION 4  </w:t>
+      </w:r>
+      <w:r>
+        <w:rPr>
+          <w:b/>
+          <w:color w:val="6A6256"/>
+          <w:sz w:val="18"/>
+        </w:rPr>
+        <w:t xml:space="preserve">   STEP 4 · WHY IT MATTERS</w:t>
       </w:r>
     </w:p>
     <w:p>
       <w:r>
         <w:rPr>
-          <w:b/>
-          <w:color w:val="6A6256"/>
-          <w:sz w:val="17"/>
+          <w:b w:val="0"/>
+          <w:color w:val="1C1714"/>
+          <w:sz w:val="23"/>
         </w:rPr>
-        <w:t>THE DRAW THAT CHANGED EVERYTHING</w:t>
+        <w:t>In two or three sentences, describe the change over time that Hampton Roads set off. What ended that day, what began, and why is March 9, 1862 a true turning point in world — not just American — history?</w:t>
       </w:r>
     </w:p>
     <w:p>
       <w:pPr>
-        <w:spacing w:after="80"/>
+        <w:spacing w:after="120"/>
       </w:pPr>
       <w:r>
         <w:rPr>
-          <w:color w:val="1C1714"/>
-          <w:sz w:val="23"/>
+          <w:color w:val="9A9286"/>
+          <w:sz w:val="22"/>
         </w:rPr>
-        <w:t>The battle itself was a tactical draw: both ships survived, and Hampton Roads stayed in Union hands. But the meaning was enormous. The whole world had just watched iron beat wood.</w:t>
+        <w:t>____________________________________________________________________________________________</w:t>
       </w:r>
     </w:p>
     <w:p>
       <w:pPr>
-        <w:spacing w:after="80"/>
+        <w:spacing w:after="120"/>
       </w:pPr>
       <w:r>
         <w:rPr>
-          <w:color w:val="1C1714"/>
-          <w:sz w:val="23"/>
+          <w:color w:val="9A9286"/>
+          <w:sz w:val="22"/>
         </w:rPr>
-        <w:t>Within a few years, every major navy on earth was racing to build iron, steam-powered, turreted warships. Wooden sailing navies — the pride of empires for 300 years — were suddenly museum pieces.</w:t>
-      </w:r>
-    </w:p>
-    <w:p>
-      <w:r>
-        <w:rPr>
-          <w:i/>
-          <w:color w:val="6A6256"/>
-          <w:sz w:val="17"/>
-        </w:rPr>
-        <w:t>“Terrific Combat between the ‘Monitor’ and ‘Merrimac,’ Hampton Roads, March 9, 1862” — lithograph, Currier &amp; Ives, 1862, public domain (Library of Congress).</w:t>
+        <w:t>____________________________________________________________________________________________</w:t>
       </w:r>
     </w:p>
     <w:p>
       <w:pPr>
-        <w:spacing w:before="200"/>
+        <w:spacing w:after="120"/>
       </w:pPr>
       <w:r>
         <w:rPr>
-          <w:b/>
-          <w:color w:val="B1442F"/>
-          <w:sz w:val="28"/>
-        </w:rPr>
-        <w:t>The Men and the Machine</w:t>
-      </w:r>
-    </w:p>
-    <w:p>
-      <w:r>
-        <w:rPr>
-          <w:b/>
-          <w:color w:val="6A6256"/>
-          <w:sz w:val="17"/>
-        </w:rPr>
-        <w:t>ABOARD THE MONITOR · JULY 1862</w:t>
-      </w:r>
-    </w:p>
-    <w:p>
-      <w:r>
-        <w:rPr>
-          <w:i/>
-          <w:color w:val="1C1714"/>
+          <w:color w:val="9A9286"/>
           <w:sz w:val="22"/>
         </w:rPr>
-        <w:t>Sailors relax on the Monitor's deck beside the dented iron turret. Notice the gouges from enemy fire — and how different this is from the tall masts and white sails of the navy their fathers knew.</w:t>
-      </w:r>
-    </w:p>
-    <w:p>
-      <w:r>
-        <w:rPr>
-          <w:i/>
-          <w:color w:val="6A6256"/>
-          <w:sz w:val="17"/>
-        </w:rPr>
-        <w:t>Sailors on the deck of the U.S.S. Monitor, James River — hand-colored stereograph by James F. Gibson, July 1862, public domain (Library of Congress).</w:t>
-      </w:r>
-    </w:p>
-    <w:p>
-      <w:r>
-        <w:rPr>
-          <w:b/>
-          <w:color w:val="6A6256"/>
-          <w:sz w:val="17"/>
-        </w:rPr>
-        <w:t>A LONDON NEWSPAPER, REACTING TO THE BATTLE</w:t>
+        <w:t>____________________________________________________________________________________________</w:t>
       </w:r>
     </w:p>
     <w:p>
       <w:pPr>
-        <w:spacing w:after="80"/>
+        <w:spacing w:after="120"/>
       </w:pPr>
       <w:r>
         <w:rPr>
-          <w:color w:val="1C1714"/>
-          <w:sz w:val="23"/>
+          <w:color w:val="9A9286"/>
+          <w:sz w:val="22"/>
         </w:rPr>
-        <w:t>Whereas we had available for immediate purposes one hundred and forty-nine first-class warships, we have now two … there is not now a ship in the English navy … that it would not be madness to trust to an engagement with that little Monitor.</w:t>
+        <w:t>____________________________________________________________________________________________</w:t>
       </w:r>
     </w:p>
-    <w:p>
-      <w:pPr>
-        <w:spacing w:before="200"/>
-      </w:pPr>
-      <w:r>
-        <w:rPr>
-          <w:b/>
-          <w:color w:val="B1442F"/>
-          <w:sz w:val="28"/>
-        </w:rPr>
-        <w:t>Mark the Turning Point</w:t>
-      </w:r>
-    </w:p>
-    <w:p>
-      <w:r>
-        <w:rPr>
-          <w:b/>
-          <w:color w:val="6A6256"/>
-          <w:sz w:val="17"/>
-        </w:rPr>
-        <w:t>YOUR TURN</w:t>
-      </w:r>
-    </w:p>
-    <w:p>
-      <w:r>
-        <w:rPr>
-          <w:i/>
-          <w:color w:val="1C1714"/>
-          <w:sz w:val="22"/>
-        </w:rPr>
-        <w:t>You'll compare the navy before Hampton Roads with the navy after it, and practice the skill of change over time — pinpointing what ended, what began, and why it mattered.</w:t>
-      </w:r>
-    </w:p>
-    <w:p/>
     <w:p>
       <w:pPr>
         <w:jc w:val="center"/>
@@ -441,9 +643,160 @@
         <w:t>Promise &amp; Practice · ShadowDog Digital Studios · Unit 2</w:t>
       </w:r>
     </w:p>
+    <w:p>
+      <w:r>
+        <w:br w:type="page"/>
+      </w:r>
+    </w:p>
+    <w:tbl>
+      <w:tblPr>
+        <w:tblW w:type="auto" w:w="0"/>
+        <w:tblLayout w:type="autofit"/>
+        <w:tblLook w:firstColumn="1" w:firstRow="1" w:lastColumn="0" w:lastRow="0" w:noHBand="0" w:noVBand="1" w:val="04A0"/>
+      </w:tblPr>
+      <w:tblGrid>
+        <w:gridCol w:w="10224"/>
+      </w:tblGrid>
+      <w:tr>
+        <w:tc>
+          <w:tcPr>
+            <w:tcW w:type="dxa" w:w="10224"/>
+            <w:shd w:val="clear" w:fill="2c2219"/>
+          </w:tcPr>
+          <w:p>
+            <w:r>
+              <w:rPr>
+                <w:b/>
+                <w:color w:val="F0A184"/>
+                <w:sz w:val="28"/>
+              </w:rPr>
+              <w:t>TEACHER ANSWER KEY  —  Monitor vs. Virginia — A House Divided</w:t>
+            </w:r>
+          </w:p>
+        </w:tc>
+      </w:tr>
+    </w:tbl>
+    <w:p/>
+    <w:p>
+      <w:r>
+        <w:rPr>
+          <w:b/>
+          <w:color w:val="B1442F"/>
+          <w:sz w:val="22"/>
+        </w:rPr>
+        <w:t xml:space="preserve">QUESTION 1:  </w:t>
+      </w:r>
+      <w:r>
+        <w:rPr>
+          <w:sz w:val="22"/>
+        </w:rPr>
+        <w:t>Open response.</w:t>
+      </w:r>
+    </w:p>
+    <w:p>
+      <w:pPr>
+        <w:ind w:left="432"/>
+      </w:pPr>
+      <w:r>
+        <w:rPr>
+          <w:i/>
+          <w:color w:val="6A6256"/>
+          <w:sz w:val="21"/>
+        </w:rPr>
+        <w:t>Look for a response along the lines of: “BEFORE: wood, sails, … | AFTER: iron, steam, rotating turret, …”</w:t>
+      </w:r>
+    </w:p>
+    <w:p>
+      <w:r>
+        <w:rPr>
+          <w:b/>
+          <w:color w:val="B1442F"/>
+          <w:sz w:val="22"/>
+        </w:rPr>
+        <w:t xml:space="preserve">QUESTION 2:  </w:t>
+      </w:r>
+      <w:r>
+        <w:rPr>
+          <w:b/>
+          <w:sz w:val="22"/>
+        </w:rPr>
+        <w:t>Correct — B. because it proved iron warships made every wooden navy in the world obsolete</w:t>
+      </w:r>
+    </w:p>
+    <w:p>
+      <w:pPr>
+        <w:ind w:left="432"/>
+      </w:pPr>
+      <w:r>
+        <w:rPr>
+          <w:i/>
+          <w:color w:val="6A6256"/>
+          <w:sz w:val="21"/>
+        </w:rPr>
+        <w:t>Right. The outcome of the duel mattered less than its lesson: iron ships shrugged off fire that destroyed wooden ones. Every navy on earth had to start over.</w:t>
+      </w:r>
+    </w:p>
+    <w:p>
+      <w:r>
+        <w:rPr>
+          <w:b/>
+          <w:color w:val="B1442F"/>
+          <w:sz w:val="22"/>
+        </w:rPr>
+        <w:t xml:space="preserve">QUESTION 3:  </w:t>
+      </w:r>
+      <w:r>
+        <w:rPr>
+          <w:sz w:val="22"/>
+        </w:rPr>
+        <w:t>Open response.</w:t>
+      </w:r>
+    </w:p>
+    <w:p>
+      <w:pPr>
+        <w:ind w:left="432"/>
+      </w:pPr>
+      <w:r>
+        <w:rPr>
+          <w:i/>
+          <w:color w:val="6A6256"/>
+          <w:sz w:val="21"/>
+        </w:rPr>
+        <w:t>Look for a response along the lines of: “Britain realized its wooden fleet was now…”</w:t>
+      </w:r>
+    </w:p>
+    <w:p>
+      <w:r>
+        <w:rPr>
+          <w:b/>
+          <w:color w:val="B1442F"/>
+          <w:sz w:val="22"/>
+        </w:rPr>
+        <w:t xml:space="preserve">QUESTION 4:  </w:t>
+      </w:r>
+      <w:r>
+        <w:rPr>
+          <w:sz w:val="22"/>
+        </w:rPr>
+        <w:t>Open response.</w:t>
+      </w:r>
+    </w:p>
+    <w:p>
+      <w:pPr>
+        <w:ind w:left="432"/>
+      </w:pPr>
+      <w:r>
+        <w:rPr>
+          <w:i/>
+          <w:color w:val="6A6256"/>
+          <w:sz w:val="21"/>
+        </w:rPr>
+        <w:t>Look for a response along the lines of: “On March 9, 1862, ___ ended and ___ began. This mattered worldwide because…”</w:t>
+      </w:r>
+    </w:p>
     <w:sectPr>
       <w:pgSz w:w="12240" w:h="15840"/>
-      <w:pgMar w:top="1152" w:right="1152" w:bottom="1152" w:left="1152" w:header="720" w:footer="720" w:gutter="0"/>
+      <w:pgMar w:top="1008" w:right="1008" w:bottom="1008" w:left="1008" w:header="720" w:footer="720" w:gutter="0"/>
       <w:cols w:space="720"/>
       <w:docGrid w:linePitch="360"/>
     </w:sectPr>
